--- a/Digital Forensics Report Writer/Templates/DFR SW Return.docx
+++ b/Digital Forensics Report Writer/Templates/DFR SW Return.docx
@@ -1767,17 +1767,15 @@
                 <w:placeholder>
                   <w:docPart w:val="384CA9BF127C477492AC72E1FD12743A"/>
                 </w:placeholder>
-                <w:showingPlcHdr/>
                 <w:text/>
               </w:sdtPr>
               <w:sdtContent>
                 <w:permStart w:id="1154835347" w:edGrp="everyone"/>
                 <w:r>
                   <w:rPr>
-                    <w:rStyle w:val="PlaceholderText"/>
                     <w:rFonts w:ascii="Arial" w:hAnsi="Arial" w:cs="Arial"/>
                   </w:rPr>
-                  <w:t xml:space="preserve"> </w:t>
+                  <w:t>PY_EXAMINE</w:t>
                 </w:r>
                 <w:permEnd w:id="1154835347"/>
               </w:sdtContent>
@@ -4374,6 +4372,18 @@
     <w:pitch w:val="variable"/>
     <w:sig w:usb0="E4002EFF" w:usb1="C200247B" w:usb2="00000009" w:usb3="00000000" w:csb0="000001FF" w:csb1="00000000"/>
   </w:font>
+  <w:font w:name="Aptos">
+    <w:charset w:val="00"/>
+    <w:family w:val="swiss"/>
+    <w:pitch w:val="variable"/>
+    <w:sig w:usb0="20000287" w:usb1="00000003" w:usb2="00000000" w:usb3="00000000" w:csb0="0000019F" w:csb1="00000000"/>
+  </w:font>
+  <w:font w:name="Aptos Display">
+    <w:charset w:val="00"/>
+    <w:family w:val="swiss"/>
+    <w:pitch w:val="variable"/>
+    <w:sig w:usb0="20000287" w:usb1="00000003" w:usb2="00000000" w:usb3="00000000" w:csb0="0000019F" w:csb1="00000000"/>
+  </w:font>
 </w:fonts>
 </file>
 
@@ -4404,6 +4414,7 @@
     <w:rsid w:val="0019695C"/>
     <w:rsid w:val="001A0A47"/>
     <w:rsid w:val="001C3498"/>
+    <w:rsid w:val="00202161"/>
     <w:rsid w:val="0022560E"/>
     <w:rsid w:val="0024185A"/>
     <w:rsid w:val="00274EF5"/>
@@ -4419,6 +4430,7 @@
     <w:rsid w:val="00377A79"/>
     <w:rsid w:val="00391929"/>
     <w:rsid w:val="003B2E5D"/>
+    <w:rsid w:val="003D2740"/>
     <w:rsid w:val="003E3D21"/>
     <w:rsid w:val="0043091A"/>
     <w:rsid w:val="004339A3"/>

--- a/Digital Forensics Report Writer/Templates/DFR SW Return.docx
+++ b/Digital Forensics Report Writer/Templates/DFR SW Return.docx
@@ -188,10 +188,12 @@
             <w:rPr>
               <w:rFonts w:ascii="Arial" w:hAnsi="Arial" w:cs="Arial"/>
             </w:rPr>
+            <w:tag w:val="PY_DFR"/>
             <w:id w:val="-1126619026"/>
             <w:placeholder>
               <w:docPart w:val="FFACD3AC15CB498289A440C6E6CF6324"/>
             </w:placeholder>
+            <w:showingPlcHdr/>
             <w:text/>
           </w:sdtPr>
           <w:sdtContent>
@@ -214,9 +216,10 @@
                 </w:pPr>
                 <w:r>
                   <w:rPr>
+                    <w:rStyle w:val="PlaceholderText"/>
                     <w:rFonts w:ascii="Arial" w:hAnsi="Arial" w:cs="Arial"/>
                   </w:rPr>
-                  <w:t>PY_DFR</w:t>
+                  <w:t xml:space="preserve"> </w:t>
                 </w:r>
               </w:p>
             </w:tc>
@@ -229,10 +232,12 @@
             <w:rPr>
               <w:rFonts w:ascii="Arial" w:hAnsi="Arial" w:cs="Arial"/>
             </w:rPr>
+            <w:tag w:val="PY_CASENUMBER"/>
             <w:id w:val="1420750941"/>
             <w:placeholder>
               <w:docPart w:val="8E5E3BB636A44428AEE451B31D383500"/>
             </w:placeholder>
+            <w:showingPlcHdr/>
             <w:text/>
           </w:sdtPr>
           <w:sdtContent>
@@ -258,9 +263,10 @@
                 </w:pPr>
                 <w:r>
                   <w:rPr>
+                    <w:rStyle w:val="PlaceholderText"/>
                     <w:rFonts w:ascii="Arial" w:hAnsi="Arial" w:cs="Arial"/>
                   </w:rPr>
-                  <w:t>PY_CASENUMBER</w:t>
+                  <w:t xml:space="preserve"> </w:t>
                 </w:r>
               </w:p>
             </w:tc>
@@ -293,18 +299,21 @@
                 <w:rPr>
                   <w:rFonts w:ascii="Arial" w:hAnsi="Arial" w:cs="Arial"/>
                 </w:rPr>
+                <w:tag w:val="PY_EXAMINER"/>
                 <w:id w:val="1513573705"/>
                 <w:placeholder>
                   <w:docPart w:val="5EFBC92F028841A2A10BC3A0F374C1A2"/>
                 </w:placeholder>
+                <w:showingPlcHdr/>
                 <w:text/>
               </w:sdtPr>
               <w:sdtContent>
                 <w:r>
                   <w:rPr>
+                    <w:rStyle w:val="PlaceholderText"/>
                     <w:rFonts w:ascii="Arial" w:hAnsi="Arial" w:cs="Arial"/>
                   </w:rPr>
-                  <w:t>PY_EXAMINER</w:t>
+                  <w:t xml:space="preserve"> </w:t>
                 </w:r>
               </w:sdtContent>
             </w:sdt>
@@ -385,10 +394,12 @@
             <w:rPr>
               <w:rFonts w:ascii="Arial" w:hAnsi="Arial" w:cs="Arial"/>
             </w:rPr>
+            <w:tag w:val="PY_REQAGENCY"/>
             <w:id w:val="971486161"/>
             <w:placeholder>
               <w:docPart w:val="0C7934721EB34BBB8AF4D12A9CEE8883"/>
             </w:placeholder>
+            <w:showingPlcHdr/>
             <w:text/>
           </w:sdtPr>
           <w:sdtContent>
@@ -412,9 +423,10 @@
                 </w:pPr>
                 <w:r>
                   <w:rPr>
+                    <w:rStyle w:val="PlaceholderText"/>
                     <w:rFonts w:ascii="Arial" w:hAnsi="Arial" w:cs="Arial"/>
                   </w:rPr>
-                  <w:t>PY_REQAGENCY</w:t>
+                  <w:t xml:space="preserve"> </w:t>
                 </w:r>
               </w:p>
             </w:tc>
@@ -427,10 +439,12 @@
             <w:rPr>
               <w:rFonts w:ascii="Arial" w:hAnsi="Arial" w:cs="Arial"/>
             </w:rPr>
+            <w:tag w:val="PY_REQOFF"/>
             <w:id w:val="-2138787795"/>
             <w:placeholder>
               <w:docPart w:val="9164DAC477484E6E9EB5CEF6F908A0A2"/>
             </w:placeholder>
+            <w:showingPlcHdr/>
             <w:text/>
           </w:sdtPr>
           <w:sdtContent>
@@ -457,9 +471,10 @@
                 </w:pPr>
                 <w:r>
                   <w:rPr>
+                    <w:rStyle w:val="PlaceholderText"/>
                     <w:rFonts w:ascii="Arial" w:hAnsi="Arial" w:cs="Arial"/>
                   </w:rPr>
-                  <w:t>PY_REQOFF</w:t>
+                  <w:t xml:space="preserve"> </w:t>
                 </w:r>
               </w:p>
             </w:tc>
@@ -587,6 +602,7 @@
                 <w:rPr>
                   <w:rFonts w:ascii="Arial" w:hAnsi="Arial" w:cs="Arial"/>
                 </w:rPr>
+                <w:tag w:val="PY_TIMEFRAMEYES"/>
                 <w:id w:val="-1936191325"/>
                 <w14:checkbox>
                   <w14:checked w14:val="0"/>
@@ -616,6 +632,7 @@
                 <w:rPr>
                   <w:rFonts w:ascii="Arial" w:hAnsi="Arial" w:cs="Arial"/>
                 </w:rPr>
+                <w:tag w:val="PY_TIMEFRAMENO"/>
                 <w:id w:val="-2131625048"/>
                 <w14:checkbox>
                   <w14:checked w14:val="0"/>
@@ -656,10 +673,12 @@
                 <w:rPr>
                   <w:rFonts w:ascii="Arial" w:hAnsi="Arial" w:cs="Arial"/>
                 </w:rPr>
+                <w:tag w:val="PY_LIMITSTART"/>
                 <w:id w:val="212863807"/>
                 <w:placeholder>
                   <w:docPart w:val="EC1DFCCE0EBF4B1FAE49466941851603"/>
                 </w:placeholder>
+                <w:showingPlcHdr/>
                 <w:date>
                   <w:dateFormat w:val="dddd, MMMM d, yyyy"/>
                   <w:lid w:val="en-US"/>
@@ -670,9 +689,10 @@
               <w:sdtContent>
                 <w:r>
                   <w:rPr>
+                    <w:rStyle w:val="PlaceholderText"/>
                     <w:rFonts w:ascii="Arial" w:hAnsi="Arial" w:cs="Arial"/>
                   </w:rPr>
-                  <w:t>PY_LIMITSTART</w:t>
+                  <w:t xml:space="preserve"> </w:t>
                 </w:r>
               </w:sdtContent>
             </w:sdt>
@@ -699,10 +719,12 @@
                 <w:rPr>
                   <w:rFonts w:ascii="Arial" w:hAnsi="Arial" w:cs="Arial"/>
                 </w:rPr>
+                <w:tag w:val="PY_LIMITEND"/>
                 <w:id w:val="-435597364"/>
                 <w:placeholder>
                   <w:docPart w:val="154BE52C296549C19B96BBCC771D9198"/>
                 </w:placeholder>
+                <w:showingPlcHdr/>
                 <w:date>
                   <w:dateFormat w:val="dddd, MMMM d, yyyy"/>
                   <w:lid w:val="en-US"/>
@@ -713,9 +735,10 @@
               <w:sdtContent>
                 <w:r>
                   <w:rPr>
+                    <w:rStyle w:val="PlaceholderText"/>
                     <w:rFonts w:ascii="Arial" w:hAnsi="Arial" w:cs="Arial"/>
                   </w:rPr>
-                  <w:t>PY_LIMITEND</w:t>
+                  <w:t xml:space="preserve"> </w:t>
                 </w:r>
               </w:sdtContent>
             </w:sdt>
@@ -818,10 +841,12 @@
                 <w:rPr>
                   <w:rFonts w:ascii="Arial" w:hAnsi="Arial" w:cs="Arial"/>
                 </w:rPr>
+                <w:tag w:val="PY_SERVEDATE"/>
                 <w:id w:val="-1996641527"/>
                 <w:placeholder>
                   <w:docPart w:val="A0A9343A0AEB4D93A3D7AD1449E89180"/>
                 </w:placeholder>
+                <w:showingPlcHdr/>
                 <w:date>
                   <w:dateFormat w:val="dddd, MMMM d, yyyy"/>
                   <w:lid w:val="en-US"/>
@@ -832,9 +857,10 @@
               <w:sdtContent>
                 <w:r>
                   <w:rPr>
+                    <w:rStyle w:val="PlaceholderText"/>
                     <w:rFonts w:ascii="Arial" w:hAnsi="Arial" w:cs="Arial"/>
                   </w:rPr>
-                  <w:t>PY_SERVEDATE</w:t>
+                  <w:t xml:space="preserve"> </w:t>
                 </w:r>
               </w:sdtContent>
             </w:sdt>
@@ -865,10 +891,12 @@
                 <w:rPr>
                   <w:rFonts w:ascii="Arial" w:hAnsi="Arial" w:cs="Arial"/>
                 </w:rPr>
+                <w:tag w:val="PY_RETURNDATE"/>
                 <w:id w:val="-886176001"/>
                 <w:placeholder>
                   <w:docPart w:val="9BD83A85C9464D269F7EFE8FCB84754E"/>
                 </w:placeholder>
+                <w:showingPlcHdr/>
                 <w:date>
                   <w:dateFormat w:val="dddd, MMMM d, yyyy"/>
                   <w:lid w:val="en-US"/>
@@ -879,9 +907,10 @@
               <w:sdtContent>
                 <w:r>
                   <w:rPr>
+                    <w:rStyle w:val="PlaceholderText"/>
                     <w:rFonts w:ascii="Arial" w:hAnsi="Arial" w:cs="Arial"/>
                   </w:rPr>
-                  <w:t>PY_RETURNDATE</w:t>
+                  <w:t xml:space="preserve"> </w:t>
                 </w:r>
               </w:sdtContent>
             </w:sdt>
@@ -1156,27 +1185,7 @@
                 <w:sz w:val="26"/>
                 <w:szCs w:val="26"/>
               </w:rPr>
-              <w:t>ACCOUNT IDENTIFIER</w:t>
-            </w:r>
-            <w:r>
-              <w:rPr>
-                <w:rFonts w:ascii="Arial" w:hAnsi="Arial" w:cs="Arial"/>
-                <w:b/>
-                <w:bCs/>
-                <w:sz w:val="26"/>
-                <w:szCs w:val="26"/>
-              </w:rPr>
-              <w:t>(S)</w:t>
-            </w:r>
-            <w:r>
-              <w:rPr>
-                <w:rFonts w:ascii="Arial" w:hAnsi="Arial" w:cs="Arial"/>
-                <w:b/>
-                <w:bCs/>
-                <w:sz w:val="26"/>
-                <w:szCs w:val="26"/>
-              </w:rPr>
-              <w:t>:</w:t>
+              <w:t>ACCOUNT IDENTIFIER(S):</w:t>
             </w:r>
           </w:p>
         </w:tc>
@@ -1191,10 +1200,12 @@
             <w:rPr>
               <w:rFonts w:ascii="Arial" w:hAnsi="Arial" w:cs="Arial"/>
             </w:rPr>
+            <w:tag w:val="PY_PROVIDER"/>
             <w:id w:val="1347670043"/>
             <w:placeholder>
-              <w:docPart w:val="3DBC8373B9134D77AC9C1506AE703FE1"/>
+              <w:docPart w:val="BAE83D38F3D74B92B1440A43A417572D"/>
             </w:placeholder>
+            <w:showingPlcHdr/>
             <w:text/>
           </w:sdtPr>
           <w:sdtContent>
@@ -1214,25 +1225,28 @@
                 </w:pPr>
                 <w:r>
                   <w:rPr>
+                    <w:rStyle w:val="PlaceholderText"/>
                     <w:rFonts w:ascii="Arial" w:hAnsi="Arial" w:cs="Arial"/>
                   </w:rPr>
-                  <w:t>PY_PROVIDER</w:t>
+                  <w:t xml:space="preserve"> </w:t>
                 </w:r>
               </w:p>
             </w:tc>
           </w:sdtContent>
         </w:sdt>
         <w:permEnd w:id="348459339" w:displacedByCustomXml="prev"/>
-        <w:permStart w:id="2056927979" w:edGrp="everyone" w:displacedByCustomXml="next"/>
+        <w:permStart w:id="472213050" w:edGrp="everyone" w:displacedByCustomXml="next"/>
         <w:sdt>
           <w:sdtPr>
             <w:rPr>
               <w:rFonts w:ascii="Arial" w:hAnsi="Arial" w:cs="Arial"/>
             </w:rPr>
-            <w:id w:val="447589103"/>
+            <w:tag w:val="PY_ACCOUNTID"/>
+            <w:id w:val="-170270446"/>
             <w:placeholder>
-              <w:docPart w:val="01163A174FBA4A4EAC55029FF7BF3F17"/>
+              <w:docPart w:val="D4040DDD28634AF488F5AC370D8C5B32"/>
             </w:placeholder>
+            <w:showingPlcHdr/>
             <w:text/>
           </w:sdtPr>
           <w:sdtContent>
@@ -1241,33 +1255,28 @@
                 <w:tcW w:w="5711" w:type="dxa"/>
                 <w:tcBorders>
                   <w:top w:val="nil"/>
-                  <w:bottom w:val="nil"/>
+                  <w:bottom w:val="single" w:sz="4" w:space="0" w:color="auto"/>
                 </w:tcBorders>
               </w:tcPr>
               <w:p>
                 <w:pPr>
-                  <w:pStyle w:val="ListParagraph"/>
-                  <w:numPr>
-                    <w:ilvl w:val="0"/>
-                    <w:numId w:val="2"/>
-                  </w:numPr>
                   <w:spacing w:line="276" w:lineRule="auto"/>
-                  <w:ind w:left="466"/>
                   <w:rPr>
                     <w:rFonts w:ascii="Arial" w:hAnsi="Arial" w:cs="Arial"/>
                   </w:rPr>
                 </w:pPr>
                 <w:r>
                   <w:rPr>
+                    <w:rStyle w:val="PlaceholderText"/>
                     <w:rFonts w:ascii="Arial" w:hAnsi="Arial" w:cs="Arial"/>
                   </w:rPr>
-                  <w:t>PY_ACCOUNTID</w:t>
+                  <w:t xml:space="preserve"> </w:t>
                 </w:r>
               </w:p>
             </w:tc>
           </w:sdtContent>
         </w:sdt>
-        <w:permEnd w:id="2056927979" w:displacedByCustomXml="prev"/>
+        <w:permEnd w:id="472213050" w:displacedByCustomXml="prev"/>
       </w:tr>
       <w:tr>
         <w:trPr>
@@ -1303,55 +1312,37 @@
             </w:r>
           </w:p>
         </w:tc>
-        <w:permStart w:id="1289814127" w:edGrp="everyone" w:displacedByCustomXml="next"/>
-        <w:sdt>
-          <w:sdtPr>
-            <w:rPr>
-              <w:rFonts w:ascii="Arial" w:hAnsi="Arial" w:cs="Arial"/>
-            </w:rPr>
-            <w:id w:val="870885934"/>
-            <w:placeholder>
-              <w:docPart w:val="381CDEAB6197480D9C63E62EF17C9A5F"/>
-            </w:placeholder>
-            <w:text/>
-          </w:sdtPr>
-          <w:sdtContent>
-            <w:tc>
-              <w:tcPr>
-                <w:tcW w:w="5711" w:type="dxa"/>
-                <w:tcBorders>
-                  <w:top w:val="nil"/>
-                  <w:bottom w:val="nil"/>
-                </w:tcBorders>
-              </w:tcPr>
-              <w:p>
-                <w:pPr>
-                  <w:pStyle w:val="ListParagraph"/>
-                  <w:numPr>
-                    <w:ilvl w:val="0"/>
-                    <w:numId w:val="2"/>
-                  </w:numPr>
-                  <w:spacing w:line="276" w:lineRule="auto"/>
-                  <w:ind w:left="466"/>
-                  <w:rPr>
-                    <w:rFonts w:ascii="Arial" w:hAnsi="Arial" w:cs="Arial"/>
-                    <w:b/>
-                    <w:bCs/>
-                    <w:sz w:val="26"/>
-                    <w:szCs w:val="26"/>
-                  </w:rPr>
-                </w:pPr>
-                <w:r>
-                  <w:rPr>
-                    <w:rFonts w:ascii="Arial" w:hAnsi="Arial" w:cs="Arial"/>
-                  </w:rPr>
-                  <w:t xml:space="preserve"> </w:t>
-                </w:r>
-              </w:p>
-            </w:tc>
-          </w:sdtContent>
-        </w:sdt>
-        <w:permEnd w:id="1289814127" w:displacedByCustomXml="prev"/>
+        <w:tc>
+          <w:tcPr>
+            <w:tcW w:w="5711" w:type="dxa"/>
+            <w:tcBorders>
+              <w:top w:val="single" w:sz="4" w:space="0" w:color="auto"/>
+              <w:bottom w:val="nil"/>
+            </w:tcBorders>
+          </w:tcPr>
+          <w:p>
+            <w:pPr>
+              <w:spacing w:line="276" w:lineRule="auto"/>
+              <w:rPr>
+                <w:rFonts w:ascii="Arial" w:hAnsi="Arial" w:cs="Arial"/>
+                <w:b/>
+                <w:bCs/>
+                <w:sz w:val="26"/>
+                <w:szCs w:val="26"/>
+              </w:rPr>
+            </w:pPr>
+            <w:r>
+              <w:rPr>
+                <w:rFonts w:ascii="Arial" w:hAnsi="Arial" w:cs="Arial"/>
+                <w:b/>
+                <w:bCs/>
+                <w:sz w:val="26"/>
+                <w:szCs w:val="26"/>
+              </w:rPr>
+              <w:t>ACCOUNT OWNER:</w:t>
+            </w:r>
+          </w:p>
+        </w:tc>
       </w:tr>
       <w:permStart w:id="790322686" w:edGrp="everyone"/>
       <w:tr>
@@ -1377,18 +1368,21 @@
                 <w:rPr>
                   <w:rFonts w:ascii="Arial" w:hAnsi="Arial" w:cs="Arial"/>
                 </w:rPr>
+                <w:tag w:val="PY_DATASIZE"/>
                 <w:id w:val="2089571324"/>
                 <w:placeholder>
-                  <w:docPart w:val="6D581CF235EC43A5B39338B40A45FAB7"/>
+                  <w:docPart w:val="0C7F74F66BC0480CBB23A85C6128476F"/>
                 </w:placeholder>
+                <w:showingPlcHdr/>
                 <w:text/>
               </w:sdtPr>
               <w:sdtContent>
                 <w:r>
                   <w:rPr>
+                    <w:rStyle w:val="PlaceholderText"/>
                     <w:rFonts w:ascii="Arial" w:hAnsi="Arial" w:cs="Arial"/>
                   </w:rPr>
-                  <w:t>PY_DATASIZE</w:t>
+                  <w:t xml:space="preserve"> </w:t>
                 </w:r>
               </w:sdtContent>
             </w:sdt>
@@ -1401,15 +1395,16 @@
             </w:r>
           </w:p>
         </w:tc>
-        <w:permStart w:id="93873979" w:edGrp="everyone" w:displacedByCustomXml="next"/>
+        <w:permStart w:id="40527094" w:edGrp="everyone" w:displacedByCustomXml="next"/>
         <w:sdt>
           <w:sdtPr>
             <w:rPr>
               <w:rFonts w:ascii="Arial" w:hAnsi="Arial" w:cs="Arial"/>
             </w:rPr>
-            <w:id w:val="-2040661340"/>
+            <w:tag w:val="PY_OWNER"/>
+            <w:id w:val="1292238276"/>
             <w:placeholder>
-              <w:docPart w:val="444F9570E83F416C82DAB2A3A44A99AF"/>
+              <w:docPart w:val="633EBBA22ACA4F97845AAAFCC4D0DD86"/>
             </w:placeholder>
             <w:showingPlcHdr/>
             <w:text/>
@@ -1424,13 +1419,7 @@
               </w:tcPr>
               <w:p>
                 <w:pPr>
-                  <w:pStyle w:val="ListParagraph"/>
-                  <w:numPr>
-                    <w:ilvl w:val="0"/>
-                    <w:numId w:val="2"/>
-                  </w:numPr>
                   <w:spacing w:line="276" w:lineRule="auto"/>
-                  <w:ind w:left="466"/>
                   <w:rPr>
                     <w:rFonts w:ascii="Arial" w:hAnsi="Arial" w:cs="Arial"/>
                   </w:rPr>
@@ -1446,7 +1435,7 @@
             </w:tc>
           </w:sdtContent>
         </w:sdt>
-        <w:permEnd w:id="93873979" w:displacedByCustomXml="prev"/>
+        <w:permEnd w:id="40527094" w:displacedByCustomXml="prev"/>
       </w:tr>
     </w:tbl>
     <w:p>
@@ -1713,6 +1702,7 @@
                 <w:rPr>
                   <w:rFonts w:ascii="Arial" w:hAnsi="Arial" w:cs="Arial"/>
                 </w:rPr>
+                <w:tag w:val="PY_CELLEBRITEYES"/>
                 <w:id w:val="-755904154"/>
                 <w14:checkbox>
                   <w14:checked w14:val="0"/>
@@ -1758,28 +1748,31 @@
               </w:rPr>
               <w:t xml:space="preserve">Version: </w:t>
             </w:r>
+            <w:permStart w:id="936642934" w:edGrp="everyone"/>
             <w:sdt>
               <w:sdtPr>
                 <w:rPr>
                   <w:rFonts w:ascii="Arial" w:hAnsi="Arial" w:cs="Arial"/>
                 </w:rPr>
+                <w:tag w:val="PY_EXAMINEVER"/>
                 <w:id w:val="-1066416575"/>
                 <w:placeholder>
                   <w:docPart w:val="384CA9BF127C477492AC72E1FD12743A"/>
                 </w:placeholder>
+                <w:showingPlcHdr/>
                 <w:text/>
               </w:sdtPr>
               <w:sdtContent>
-                <w:permStart w:id="1154835347" w:edGrp="everyone"/>
                 <w:r>
                   <w:rPr>
+                    <w:rStyle w:val="PlaceholderText"/>
                     <w:rFonts w:ascii="Arial" w:hAnsi="Arial" w:cs="Arial"/>
                   </w:rPr>
-                  <w:t>PY_EXAMINE</w:t>
+                  <w:t xml:space="preserve"> </w:t>
                 </w:r>
-                <w:permEnd w:id="1154835347"/>
               </w:sdtContent>
             </w:sdt>
+            <w:permEnd w:id="936642934"/>
           </w:p>
           <w:permStart w:id="415126640" w:edGrp="everyone"/>
           <w:p>
@@ -1794,6 +1787,7 @@
                 <w:rPr>
                   <w:rFonts w:ascii="Arial" w:hAnsi="Arial" w:cs="Arial"/>
                 </w:rPr>
+                <w:tag w:val="PY_EXAMINEYES"/>
                 <w:id w:val="443970940"/>
                 <w14:checkbox>
                   <w14:checked w14:val="0"/>
@@ -1878,6 +1872,7 @@
                 <w:rPr>
                   <w:rFonts w:ascii="Arial" w:hAnsi="Arial" w:cs="Arial"/>
                 </w:rPr>
+                <w:tag w:val="PY_GRIFFEYEYES"/>
                 <w:id w:val="1883835018"/>
                 <w14:checkbox>
                   <w14:checked w14:val="0"/>
@@ -1923,6 +1918,7 @@
                 <w:rPr>
                   <w:rFonts w:ascii="Arial" w:hAnsi="Arial" w:cs="Arial"/>
                 </w:rPr>
+                <w:tag w:val="PY_MANUAL"/>
                 <w:id w:val="-2023317030"/>
                 <w14:checkbox>
                   <w14:checked w14:val="0"/>
@@ -2000,10 +1996,12 @@
               <w:rPr>
                 <w:rFonts w:ascii="Arial" w:hAnsi="Arial" w:cs="Arial"/>
               </w:rPr>
+              <w:tag w:val="PY_NOTES"/>
               <w:id w:val="-983155978"/>
               <w:placeholder>
                 <w:docPart w:val="C6E218DF9FE94CCF969DAF7BC4D63F12"/>
               </w:placeholder>
+              <w:showingPlcHdr/>
             </w:sdtPr>
             <w:sdtContent>
               <w:p>
@@ -2014,9 +2012,10 @@
                 </w:pPr>
                 <w:r>
                   <w:rPr>
+                    <w:rStyle w:val="PlaceholderText"/>
                     <w:rFonts w:ascii="Arial" w:hAnsi="Arial" w:cs="Arial"/>
                   </w:rPr>
-                  <w:t xml:space="preserve"> </w:t>
+                  <w:t>Click or tap here to enter text.</w:t>
                 </w:r>
               </w:p>
             </w:sdtContent>
@@ -2091,10 +2090,12 @@
               <w:rPr>
                 <w:rFonts w:ascii="Arial" w:hAnsi="Arial" w:cs="Arial"/>
               </w:rPr>
+              <w:tag w:val="PY_TEXT"/>
               <w:id w:val="-1490635480"/>
               <w:placeholder>
                 <w:docPart w:val="9EF64798488645519369A85FE74BFD33"/>
               </w:placeholder>
+              <w:showingPlcHdr/>
             </w:sdtPr>
             <w:sdtContent>
               <w:p>
@@ -2105,9 +2106,10 @@
                 </w:pPr>
                 <w:r>
                   <w:rPr>
+                    <w:rStyle w:val="PlaceholderText"/>
                     <w:rFonts w:ascii="Arial" w:hAnsi="Arial" w:cs="Arial"/>
                   </w:rPr>
-                  <w:t>PY_TEXT</w:t>
+                  <w:t>Click or tap here to enter text.</w:t>
                 </w:r>
               </w:p>
             </w:sdtContent>
@@ -2485,7 +2487,7 @@
       <w:jc w:val="center"/>
     </w:pPr>
     <w:r>
-      <w:t>[AGENCY NAME]</w:t>
+      <w:t>[AGENCY]</w:t>
     </w:r>
   </w:p>
   <w:p>
@@ -2608,7 +2610,7 @@
       <w:jc w:val="center"/>
     </w:pPr>
     <w:r>
-      <w:t>[AGENCY NAME]</w:t>
+      <w:t>South Dakota Division of Criminal Investigation</w:t>
     </w:r>
   </w:p>
   <w:p>
@@ -2666,25 +2668,90 @@
     <w:bookmarkStart w:id="0" w:name="_Hlk202628556"/>
     <w:r>
       <w:rPr>
+        <w:rFonts w:ascii="Arial" w:hAnsi="Arial" w:cs="Arial"/>
+        <w:b/>
+        <w:bCs/>
         <w:noProof/>
+        <w:sz w:val="28"/>
+        <w:szCs w:val="28"/>
       </w:rPr>
       <w:drawing>
-        <wp:anchor distT="0" distB="0" distL="114300" distR="114300" simplePos="0" relativeHeight="251660288" behindDoc="1" locked="0" layoutInCell="1" allowOverlap="1" wp14:anchorId="236CB47C" wp14:editId="1A2A54BC">
+        <wp:anchor distT="0" distB="0" distL="114300" distR="114300" simplePos="0" relativeHeight="251659264" behindDoc="1" locked="0" layoutInCell="1" allowOverlap="1" wp14:anchorId="6070FA5F" wp14:editId="5AF0C55F">
           <wp:simplePos x="0" y="0"/>
           <wp:positionH relativeFrom="outsideMargin">
-            <wp:posOffset>-345440</wp:posOffset>
+            <wp:posOffset>-6561455</wp:posOffset>
           </wp:positionH>
           <wp:positionV relativeFrom="page">
             <wp:posOffset>273050</wp:posOffset>
           </wp:positionV>
-          <wp:extent cx="895350" cy="941705"/>
-          <wp:effectExtent l="0" t="0" r="0" b="0"/>
+          <wp:extent cx="894080" cy="941705"/>
+          <wp:effectExtent l="0" t="0" r="1270" b="0"/>
+          <wp:wrapSquare wrapText="bothSides"/>
+          <wp:docPr id="207324398" name="Picture 1"/>
+          <wp:cNvGraphicFramePr>
+            <a:graphicFrameLocks xmlns:a="http://schemas.openxmlformats.org/drawingml/2006/main" noChangeAspect="1"/>
+          </wp:cNvGraphicFramePr>
+          <a:graphic xmlns:a="http://schemas.openxmlformats.org/drawingml/2006/main">
+            <a:graphicData uri="http://schemas.openxmlformats.org/drawingml/2006/picture">
+              <pic:pic xmlns:pic="http://schemas.openxmlformats.org/drawingml/2006/picture">
+                <pic:nvPicPr>
+                  <pic:cNvPr id="207324398" name="Picture 1"/>
+                  <pic:cNvPicPr/>
+                </pic:nvPicPr>
+                <pic:blipFill>
+                  <a:blip r:embed="rId1">
+                    <a:extLst>
+                      <a:ext uri="{28A0092B-C50C-407E-A947-70E740481C1C}">
+                        <a14:useLocalDpi xmlns:a14="http://schemas.microsoft.com/office/drawing/2010/main" val="0"/>
+                      </a:ext>
+                    </a:extLst>
+                  </a:blip>
+                  <a:stretch>
+                    <a:fillRect/>
+                  </a:stretch>
+                </pic:blipFill>
+                <pic:spPr>
+                  <a:xfrm>
+                    <a:off x="0" y="0"/>
+                    <a:ext cx="894080" cy="941705"/>
+                  </a:xfrm>
+                  <a:prstGeom prst="rect">
+                    <a:avLst/>
+                  </a:prstGeom>
+                </pic:spPr>
+              </pic:pic>
+            </a:graphicData>
+          </a:graphic>
+          <wp14:sizeRelH relativeFrom="margin">
+            <wp14:pctWidth>0</wp14:pctWidth>
+          </wp14:sizeRelH>
+          <wp14:sizeRelV relativeFrom="margin">
+            <wp14:pctHeight>0</wp14:pctHeight>
+          </wp14:sizeRelV>
+        </wp:anchor>
+      </w:drawing>
+    </w:r>
+    <w:r>
+      <w:rPr>
+        <w:noProof/>
+      </w:rPr>
+      <w:drawing>
+        <wp:anchor distT="0" distB="0" distL="114300" distR="114300" simplePos="0" relativeHeight="251660288" behindDoc="1" locked="0" layoutInCell="1" allowOverlap="1" wp14:anchorId="236CB47C" wp14:editId="69659DF6">
+          <wp:simplePos x="0" y="0"/>
+          <wp:positionH relativeFrom="outsideMargin">
+            <wp:posOffset>-344805</wp:posOffset>
+          </wp:positionH>
+          <wp:positionV relativeFrom="page">
+            <wp:posOffset>273050</wp:posOffset>
+          </wp:positionV>
+          <wp:extent cx="894080" cy="941705"/>
+          <wp:effectExtent l="0" t="0" r="1270" b="0"/>
           <wp:wrapTight wrapText="bothSides">
             <wp:wrapPolygon edited="0">
               <wp:start x="0" y="0"/>
               <wp:lineTo x="0" y="20974"/>
-              <wp:lineTo x="21140" y="20974"/>
-              <wp:lineTo x="21140" y="0"/>
+              <wp:lineTo x="21170" y="20974"/>
+              <wp:lineTo x="21170" y="0"/>
               <wp:lineTo x="0" y="0"/>
             </wp:wrapPolygon>
           </wp:wrapTight>
@@ -2716,7 +2783,7 @@
                 <pic:spPr bwMode="auto">
                   <a:xfrm>
                     <a:off x="0" y="0"/>
-                    <a:ext cx="895350" cy="941705"/>
+                    <a:ext cx="894080" cy="941705"/>
                   </a:xfrm>
                   <a:prstGeom prst="rect">
                     <a:avLst/>
@@ -2747,71 +2814,7 @@
         <w:sz w:val="28"/>
         <w:szCs w:val="28"/>
       </w:rPr>
-      <w:drawing>
-        <wp:anchor distT="0" distB="0" distL="114300" distR="114300" simplePos="0" relativeHeight="251659264" behindDoc="1" locked="0" layoutInCell="1" allowOverlap="1" wp14:anchorId="6070FA5F" wp14:editId="32EBAB58">
-          <wp:simplePos x="0" y="0"/>
-          <wp:positionH relativeFrom="outsideMargin">
-            <wp:posOffset>-6562090</wp:posOffset>
-          </wp:positionH>
-          <wp:positionV relativeFrom="page">
-            <wp:posOffset>273050</wp:posOffset>
-          </wp:positionV>
-          <wp:extent cx="895350" cy="941705"/>
-          <wp:effectExtent l="0" t="0" r="0" b="0"/>
-          <wp:wrapSquare wrapText="bothSides"/>
-          <wp:docPr id="207324398" name="Picture 1"/>
-          <wp:cNvGraphicFramePr>
-            <a:graphicFrameLocks xmlns:a="http://schemas.openxmlformats.org/drawingml/2006/main" noChangeAspect="1"/>
-          </wp:cNvGraphicFramePr>
-          <a:graphic xmlns:a="http://schemas.openxmlformats.org/drawingml/2006/main">
-            <a:graphicData uri="http://schemas.openxmlformats.org/drawingml/2006/picture">
-              <pic:pic xmlns:pic="http://schemas.openxmlformats.org/drawingml/2006/picture">
-                <pic:nvPicPr>
-                  <pic:cNvPr id="207324398" name="Picture 1"/>
-                  <pic:cNvPicPr/>
-                </pic:nvPicPr>
-                <pic:blipFill>
-                  <a:blip r:embed="rId1">
-                    <a:extLst>
-                      <a:ext uri="{28A0092B-C50C-407E-A947-70E740481C1C}">
-                        <a14:useLocalDpi xmlns:a14="http://schemas.microsoft.com/office/drawing/2010/main" val="0"/>
-                      </a:ext>
-                    </a:extLst>
-                  </a:blip>
-                  <a:stretch>
-                    <a:fillRect/>
-                  </a:stretch>
-                </pic:blipFill>
-                <pic:spPr>
-                  <a:xfrm>
-                    <a:off x="0" y="0"/>
-                    <a:ext cx="895350" cy="941705"/>
-                  </a:xfrm>
-                  <a:prstGeom prst="rect">
-                    <a:avLst/>
-                  </a:prstGeom>
-                </pic:spPr>
-              </pic:pic>
-            </a:graphicData>
-          </a:graphic>
-          <wp14:sizeRelH relativeFrom="margin">
-            <wp14:pctWidth>0</wp14:pctWidth>
-          </wp14:sizeRelH>
-          <wp14:sizeRelV relativeFrom="margin">
-            <wp14:pctHeight>0</wp14:pctHeight>
-          </wp14:sizeRelV>
-        </wp:anchor>
-      </w:drawing>
-    </w:r>
-    <w:r>
-      <w:rPr>
-        <w:rFonts w:ascii="Arial" w:hAnsi="Arial" w:cs="Arial"/>
-        <w:b/>
-        <w:bCs/>
-        <w:sz w:val="32"/>
-        <w:szCs w:val="32"/>
-      </w:rPr>
-      <w:t>[AGENCY NAME]</w:t>
+      <w:t>[AGENCY]</w:t>
     </w:r>
   </w:p>
   <w:p>
@@ -3142,11 +3145,126 @@
       </w:rPr>
     </w:lvl>
   </w:abstractNum>
+  <w:abstractNum w:abstractNumId="2" w15:restartNumberingAfterBreak="0">
+    <w:nsid w:val="73F37294"/>
+    <w:multiLevelType w:val="hybridMultilevel"/>
+    <w:tmpl w:val="E81E78FE"/>
+    <w:lvl w:ilvl="0" w:tplc="722EBD8A">
+      <w:numFmt w:val="bullet"/>
+      <w:lvlText w:val=""/>
+      <w:lvlJc w:val="left"/>
+      <w:pPr>
+        <w:ind w:left="720" w:hanging="360"/>
+      </w:pPr>
+      <w:rPr>
+        <w:rFonts w:ascii="Symbol" w:eastAsiaTheme="minorHAnsi" w:hAnsi="Symbol" w:cs="Arial" w:hint="default"/>
+      </w:rPr>
+    </w:lvl>
+    <w:lvl w:ilvl="1" w:tplc="04090003" w:tentative="1">
+      <w:start w:val="1"/>
+      <w:numFmt w:val="bullet"/>
+      <w:lvlText w:val="o"/>
+      <w:lvlJc w:val="left"/>
+      <w:pPr>
+        <w:ind w:left="1440" w:hanging="360"/>
+      </w:pPr>
+      <w:rPr>
+        <w:rFonts w:ascii="Courier New" w:hAnsi="Courier New" w:cs="Courier New" w:hint="default"/>
+      </w:rPr>
+    </w:lvl>
+    <w:lvl w:ilvl="2" w:tplc="04090005" w:tentative="1">
+      <w:start w:val="1"/>
+      <w:numFmt w:val="bullet"/>
+      <w:lvlText w:val=""/>
+      <w:lvlJc w:val="left"/>
+      <w:pPr>
+        <w:ind w:left="2160" w:hanging="360"/>
+      </w:pPr>
+      <w:rPr>
+        <w:rFonts w:ascii="Wingdings" w:hAnsi="Wingdings" w:hint="default"/>
+      </w:rPr>
+    </w:lvl>
+    <w:lvl w:ilvl="3" w:tplc="04090001" w:tentative="1">
+      <w:start w:val="1"/>
+      <w:numFmt w:val="bullet"/>
+      <w:lvlText w:val=""/>
+      <w:lvlJc w:val="left"/>
+      <w:pPr>
+        <w:ind w:left="2880" w:hanging="360"/>
+      </w:pPr>
+      <w:rPr>
+        <w:rFonts w:ascii="Symbol" w:hAnsi="Symbol" w:hint="default"/>
+      </w:rPr>
+    </w:lvl>
+    <w:lvl w:ilvl="4" w:tplc="04090003" w:tentative="1">
+      <w:start w:val="1"/>
+      <w:numFmt w:val="bullet"/>
+      <w:lvlText w:val="o"/>
+      <w:lvlJc w:val="left"/>
+      <w:pPr>
+        <w:ind w:left="3600" w:hanging="360"/>
+      </w:pPr>
+      <w:rPr>
+        <w:rFonts w:ascii="Courier New" w:hAnsi="Courier New" w:cs="Courier New" w:hint="default"/>
+      </w:rPr>
+    </w:lvl>
+    <w:lvl w:ilvl="5" w:tplc="04090005" w:tentative="1">
+      <w:start w:val="1"/>
+      <w:numFmt w:val="bullet"/>
+      <w:lvlText w:val=""/>
+      <w:lvlJc w:val="left"/>
+      <w:pPr>
+        <w:ind w:left="4320" w:hanging="360"/>
+      </w:pPr>
+      <w:rPr>
+        <w:rFonts w:ascii="Wingdings" w:hAnsi="Wingdings" w:hint="default"/>
+      </w:rPr>
+    </w:lvl>
+    <w:lvl w:ilvl="6" w:tplc="04090001" w:tentative="1">
+      <w:start w:val="1"/>
+      <w:numFmt w:val="bullet"/>
+      <w:lvlText w:val=""/>
+      <w:lvlJc w:val="left"/>
+      <w:pPr>
+        <w:ind w:left="5040" w:hanging="360"/>
+      </w:pPr>
+      <w:rPr>
+        <w:rFonts w:ascii="Symbol" w:hAnsi="Symbol" w:hint="default"/>
+      </w:rPr>
+    </w:lvl>
+    <w:lvl w:ilvl="7" w:tplc="04090003" w:tentative="1">
+      <w:start w:val="1"/>
+      <w:numFmt w:val="bullet"/>
+      <w:lvlText w:val="o"/>
+      <w:lvlJc w:val="left"/>
+      <w:pPr>
+        <w:ind w:left="5760" w:hanging="360"/>
+      </w:pPr>
+      <w:rPr>
+        <w:rFonts w:ascii="Courier New" w:hAnsi="Courier New" w:cs="Courier New" w:hint="default"/>
+      </w:rPr>
+    </w:lvl>
+    <w:lvl w:ilvl="8" w:tplc="04090005" w:tentative="1">
+      <w:start w:val="1"/>
+      <w:numFmt w:val="bullet"/>
+      <w:lvlText w:val=""/>
+      <w:lvlJc w:val="left"/>
+      <w:pPr>
+        <w:ind w:left="6480" w:hanging="360"/>
+      </w:pPr>
+      <w:rPr>
+        <w:rFonts w:ascii="Wingdings" w:hAnsi="Wingdings" w:hint="default"/>
+      </w:rPr>
+    </w:lvl>
+  </w:abstractNum>
   <w:num w:numId="1" w16cid:durableId="469249767">
     <w:abstractNumId w:val="0"/>
   </w:num>
   <w:num w:numId="2" w16cid:durableId="550651855">
     <w:abstractNumId w:val="1"/>
+  </w:num>
+  <w:num w:numId="3" w16cid:durableId="413236150">
+    <w:abstractNumId w:val="2"/>
   </w:num>
 </w:numbering>
 </file>
@@ -3551,7 +3669,7 @@
   <w:style w:type="paragraph" w:default="1" w:styleId="Normal">
     <w:name w:val="Normal"/>
     <w:qFormat/>
-    <w:rsid w:val="00456AD5"/>
+    <w:rsid w:val="005216A5"/>
   </w:style>
   <w:style w:type="character" w:default="1" w:styleId="DefaultParagraphFont">
     <w:name w:val="Default Paragraph Font"/>
@@ -4095,156 +4213,6 @@
     </w:docPart>
     <w:docPart>
       <w:docPartPr>
-        <w:name w:val="3DBC8373B9134D77AC9C1506AE703FE1"/>
-        <w:category>
-          <w:name w:val="General"/>
-          <w:gallery w:val="placeholder"/>
-        </w:category>
-        <w:types>
-          <w:type w:val="bbPlcHdr"/>
-        </w:types>
-        <w:behaviors>
-          <w:behavior w:val="content"/>
-        </w:behaviors>
-        <w:guid w:val="{1CEA22A0-2B31-4E05-ACD8-5CADB13710A6}"/>
-      </w:docPartPr>
-      <w:docPartBody>
-        <w:p>
-          <w:pPr>
-            <w:pStyle w:val="3DBC8373B9134D77AC9C1506AE703FE1"/>
-          </w:pPr>
-          <w:r>
-            <w:rPr>
-              <w:rStyle w:val="PlaceholderText"/>
-              <w:rFonts w:ascii="Arial" w:hAnsi="Arial" w:cs="Arial"/>
-            </w:rPr>
-            <w:t xml:space="preserve"> </w:t>
-          </w:r>
-        </w:p>
-      </w:docPartBody>
-    </w:docPart>
-    <w:docPart>
-      <w:docPartPr>
-        <w:name w:val="6D581CF235EC43A5B39338B40A45FAB7"/>
-        <w:category>
-          <w:name w:val="General"/>
-          <w:gallery w:val="placeholder"/>
-        </w:category>
-        <w:types>
-          <w:type w:val="bbPlcHdr"/>
-        </w:types>
-        <w:behaviors>
-          <w:behavior w:val="content"/>
-        </w:behaviors>
-        <w:guid w:val="{94673710-B6FE-4949-992B-5089D50D6A4C}"/>
-      </w:docPartPr>
-      <w:docPartBody>
-        <w:p>
-          <w:pPr>
-            <w:pStyle w:val="6D581CF235EC43A5B39338B40A45FAB7"/>
-          </w:pPr>
-          <w:r>
-            <w:rPr>
-              <w:rStyle w:val="PlaceholderText"/>
-              <w:rFonts w:ascii="Arial" w:hAnsi="Arial" w:cs="Arial"/>
-            </w:rPr>
-            <w:t xml:space="preserve"> </w:t>
-          </w:r>
-        </w:p>
-      </w:docPartBody>
-    </w:docPart>
-    <w:docPart>
-      <w:docPartPr>
-        <w:name w:val="01163A174FBA4A4EAC55029FF7BF3F17"/>
-        <w:category>
-          <w:name w:val="General"/>
-          <w:gallery w:val="placeholder"/>
-        </w:category>
-        <w:types>
-          <w:type w:val="bbPlcHdr"/>
-        </w:types>
-        <w:behaviors>
-          <w:behavior w:val="content"/>
-        </w:behaviors>
-        <w:guid w:val="{2F31E43A-87C5-4CF2-8EB0-B156D09A105B}"/>
-      </w:docPartPr>
-      <w:docPartBody>
-        <w:p>
-          <w:pPr>
-            <w:pStyle w:val="01163A174FBA4A4EAC55029FF7BF3F17"/>
-          </w:pPr>
-          <w:r>
-            <w:rPr>
-              <w:rStyle w:val="PlaceholderText"/>
-              <w:rFonts w:ascii="Arial" w:hAnsi="Arial" w:cs="Arial"/>
-            </w:rPr>
-            <w:t xml:space="preserve"> </w:t>
-          </w:r>
-        </w:p>
-      </w:docPartBody>
-    </w:docPart>
-    <w:docPart>
-      <w:docPartPr>
-        <w:name w:val="381CDEAB6197480D9C63E62EF17C9A5F"/>
-        <w:category>
-          <w:name w:val="General"/>
-          <w:gallery w:val="placeholder"/>
-        </w:category>
-        <w:types>
-          <w:type w:val="bbPlcHdr"/>
-        </w:types>
-        <w:behaviors>
-          <w:behavior w:val="content"/>
-        </w:behaviors>
-        <w:guid w:val="{25C19D1A-4218-45BB-ABC1-C4BE7F4381A0}"/>
-      </w:docPartPr>
-      <w:docPartBody>
-        <w:p>
-          <w:pPr>
-            <w:pStyle w:val="381CDEAB6197480D9C63E62EF17C9A5F"/>
-          </w:pPr>
-          <w:r>
-            <w:rPr>
-              <w:rStyle w:val="PlaceholderText"/>
-              <w:rFonts w:ascii="Arial" w:hAnsi="Arial" w:cs="Arial"/>
-            </w:rPr>
-            <w:t xml:space="preserve"> </w:t>
-          </w:r>
-        </w:p>
-      </w:docPartBody>
-    </w:docPart>
-    <w:docPart>
-      <w:docPartPr>
-        <w:name w:val="444F9570E83F416C82DAB2A3A44A99AF"/>
-        <w:category>
-          <w:name w:val="General"/>
-          <w:gallery w:val="placeholder"/>
-        </w:category>
-        <w:types>
-          <w:type w:val="bbPlcHdr"/>
-        </w:types>
-        <w:behaviors>
-          <w:behavior w:val="content"/>
-        </w:behaviors>
-        <w:guid w:val="{6B36CE2D-11B2-4AE2-9877-F5415D23F7D6}"/>
-      </w:docPartPr>
-      <w:docPartBody>
-        <w:p>
-          <w:pPr>
-            <w:pStyle w:val="444F9570E83F416C82DAB2A3A44A99AF"/>
-          </w:pPr>
-          <w:r>
-            <w:rPr>
-              <w:rStyle w:val="PlaceholderText"/>
-              <w:rFonts w:ascii="Arial" w:hAnsi="Arial" w:cs="Arial"/>
-            </w:rPr>
-            <w:t xml:space="preserve"> </w:t>
-          </w:r>
-        </w:p>
-      </w:docPartBody>
-    </w:docPart>
-    <w:docPart>
-      <w:docPartPr>
         <w:name w:val="9EF64798488645519369A85FE74BFD33"/>
         <w:category>
           <w:name w:val="General"/>
@@ -4291,6 +4259,126 @@
         <w:p>
           <w:pPr>
             <w:pStyle w:val="74C08F5305AC4BA1BA44BFF2992F11C7"/>
+          </w:pPr>
+          <w:r>
+            <w:rPr>
+              <w:rStyle w:val="PlaceholderText"/>
+              <w:rFonts w:ascii="Arial" w:hAnsi="Arial" w:cs="Arial"/>
+            </w:rPr>
+            <w:t xml:space="preserve"> </w:t>
+          </w:r>
+        </w:p>
+      </w:docPartBody>
+    </w:docPart>
+    <w:docPart>
+      <w:docPartPr>
+        <w:name w:val="BAE83D38F3D74B92B1440A43A417572D"/>
+        <w:category>
+          <w:name w:val="General"/>
+          <w:gallery w:val="placeholder"/>
+        </w:category>
+        <w:types>
+          <w:type w:val="bbPlcHdr"/>
+        </w:types>
+        <w:behaviors>
+          <w:behavior w:val="content"/>
+        </w:behaviors>
+        <w:guid w:val="{62238B98-EC16-4CD8-9B69-A6673B3A8B1A}"/>
+      </w:docPartPr>
+      <w:docPartBody>
+        <w:p>
+          <w:pPr>
+            <w:pStyle w:val="BAE83D38F3D74B92B1440A43A417572D"/>
+          </w:pPr>
+          <w:r>
+            <w:rPr>
+              <w:rStyle w:val="PlaceholderText"/>
+              <w:rFonts w:ascii="Arial" w:hAnsi="Arial" w:cs="Arial"/>
+            </w:rPr>
+            <w:t xml:space="preserve"> </w:t>
+          </w:r>
+        </w:p>
+      </w:docPartBody>
+    </w:docPart>
+    <w:docPart>
+      <w:docPartPr>
+        <w:name w:val="D4040DDD28634AF488F5AC370D8C5B32"/>
+        <w:category>
+          <w:name w:val="General"/>
+          <w:gallery w:val="placeholder"/>
+        </w:category>
+        <w:types>
+          <w:type w:val="bbPlcHdr"/>
+        </w:types>
+        <w:behaviors>
+          <w:behavior w:val="content"/>
+        </w:behaviors>
+        <w:guid w:val="{50DAB411-0B23-4473-A6A1-5BAA90182A4E}"/>
+      </w:docPartPr>
+      <w:docPartBody>
+        <w:p>
+          <w:pPr>
+            <w:pStyle w:val="D4040DDD28634AF488F5AC370D8C5B32"/>
+          </w:pPr>
+          <w:r>
+            <w:rPr>
+              <w:rStyle w:val="PlaceholderText"/>
+              <w:rFonts w:ascii="Arial" w:hAnsi="Arial" w:cs="Arial"/>
+            </w:rPr>
+            <w:t xml:space="preserve"> </w:t>
+          </w:r>
+        </w:p>
+      </w:docPartBody>
+    </w:docPart>
+    <w:docPart>
+      <w:docPartPr>
+        <w:name w:val="0C7F74F66BC0480CBB23A85C6128476F"/>
+        <w:category>
+          <w:name w:val="General"/>
+          <w:gallery w:val="placeholder"/>
+        </w:category>
+        <w:types>
+          <w:type w:val="bbPlcHdr"/>
+        </w:types>
+        <w:behaviors>
+          <w:behavior w:val="content"/>
+        </w:behaviors>
+        <w:guid w:val="{A202ECE1-275C-41CE-A7B5-706998A557D1}"/>
+      </w:docPartPr>
+      <w:docPartBody>
+        <w:p>
+          <w:pPr>
+            <w:pStyle w:val="0C7F74F66BC0480CBB23A85C6128476F"/>
+          </w:pPr>
+          <w:r>
+            <w:rPr>
+              <w:rStyle w:val="PlaceholderText"/>
+              <w:rFonts w:ascii="Arial" w:hAnsi="Arial" w:cs="Arial"/>
+            </w:rPr>
+            <w:t xml:space="preserve"> </w:t>
+          </w:r>
+        </w:p>
+      </w:docPartBody>
+    </w:docPart>
+    <w:docPart>
+      <w:docPartPr>
+        <w:name w:val="633EBBA22ACA4F97845AAAFCC4D0DD86"/>
+        <w:category>
+          <w:name w:val="General"/>
+          <w:gallery w:val="placeholder"/>
+        </w:category>
+        <w:types>
+          <w:type w:val="bbPlcHdr"/>
+        </w:types>
+        <w:behaviors>
+          <w:behavior w:val="content"/>
+        </w:behaviors>
+        <w:guid w:val="{AE64D518-80E8-4FB2-8FB6-5C34B5E16E8C}"/>
+      </w:docPartPr>
+      <w:docPartBody>
+        <w:p>
+          <w:pPr>
+            <w:pStyle w:val="633EBBA22ACA4F97845AAAFCC4D0DD86"/>
           </w:pPr>
           <w:r>
             <w:rPr>
@@ -4372,18 +4460,6 @@
     <w:pitch w:val="variable"/>
     <w:sig w:usb0="E4002EFF" w:usb1="C200247B" w:usb2="00000009" w:usb3="00000000" w:csb0="000001FF" w:csb1="00000000"/>
   </w:font>
-  <w:font w:name="Aptos">
-    <w:charset w:val="00"/>
-    <w:family w:val="swiss"/>
-    <w:pitch w:val="variable"/>
-    <w:sig w:usb0="20000287" w:usb1="00000003" w:usb2="00000000" w:usb3="00000000" w:csb0="0000019F" w:csb1="00000000"/>
-  </w:font>
-  <w:font w:name="Aptos Display">
-    <w:charset w:val="00"/>
-    <w:family w:val="swiss"/>
-    <w:pitch w:val="variable"/>
-    <w:sig w:usb0="20000287" w:usb1="00000003" w:usb2="00000000" w:usb3="00000000" w:csb0="0000019F" w:csb1="00000000"/>
-  </w:font>
 </w:fonts>
 </file>
 
@@ -4404,6 +4480,7 @@
   <w:rsids>
     <w:rsidRoot w:val="00FA5336"/>
     <w:rsid w:val="00016942"/>
+    <w:rsid w:val="00020E44"/>
     <w:rsid w:val="000A26CA"/>
     <w:rsid w:val="000B6DF9"/>
     <w:rsid w:val="000C6706"/>
@@ -4414,7 +4491,6 @@
     <w:rsid w:val="0019695C"/>
     <w:rsid w:val="001A0A47"/>
     <w:rsid w:val="001C3498"/>
-    <w:rsid w:val="00202161"/>
     <w:rsid w:val="0022560E"/>
     <w:rsid w:val="0024185A"/>
     <w:rsid w:val="00274EF5"/>
@@ -4427,10 +4503,10 @@
     <w:rsid w:val="003016F5"/>
     <w:rsid w:val="003218C8"/>
     <w:rsid w:val="0033484C"/>
+    <w:rsid w:val="003460A8"/>
     <w:rsid w:val="00377A79"/>
     <w:rsid w:val="00391929"/>
     <w:rsid w:val="003B2E5D"/>
-    <w:rsid w:val="003D2740"/>
     <w:rsid w:val="003E3D21"/>
     <w:rsid w:val="0043091A"/>
     <w:rsid w:val="004339A3"/>
@@ -4438,6 +4514,9 @@
     <w:rsid w:val="00474D4E"/>
     <w:rsid w:val="004A0FF9"/>
     <w:rsid w:val="004A5D18"/>
+    <w:rsid w:val="004A6070"/>
+    <w:rsid w:val="004C6777"/>
+    <w:rsid w:val="004F3C01"/>
     <w:rsid w:val="004F3E48"/>
     <w:rsid w:val="0050704A"/>
     <w:rsid w:val="0051692D"/>
@@ -4449,10 +4528,12 @@
     <w:rsid w:val="00577390"/>
     <w:rsid w:val="00580FD6"/>
     <w:rsid w:val="00584A5D"/>
+    <w:rsid w:val="005A7857"/>
     <w:rsid w:val="005B30EC"/>
     <w:rsid w:val="005B604F"/>
     <w:rsid w:val="00607685"/>
     <w:rsid w:val="00621069"/>
+    <w:rsid w:val="006458B3"/>
     <w:rsid w:val="00651B18"/>
     <w:rsid w:val="00654E55"/>
     <w:rsid w:val="00680134"/>
@@ -4465,16 +4546,16 @@
     <w:rsid w:val="00701E0D"/>
     <w:rsid w:val="0071585C"/>
     <w:rsid w:val="00746A4C"/>
-    <w:rsid w:val="007475A7"/>
     <w:rsid w:val="007520EE"/>
     <w:rsid w:val="007F436E"/>
-    <w:rsid w:val="00811380"/>
     <w:rsid w:val="00821CD8"/>
     <w:rsid w:val="008331B1"/>
     <w:rsid w:val="00855CF3"/>
+    <w:rsid w:val="00870A27"/>
     <w:rsid w:val="00877C93"/>
     <w:rsid w:val="008938B0"/>
     <w:rsid w:val="008A38B1"/>
+    <w:rsid w:val="008A601F"/>
     <w:rsid w:val="008D69B3"/>
     <w:rsid w:val="008E649E"/>
     <w:rsid w:val="008F19EF"/>
@@ -4482,6 +4563,8 @@
     <w:rsid w:val="00936E8E"/>
     <w:rsid w:val="00956CD3"/>
     <w:rsid w:val="0096783E"/>
+    <w:rsid w:val="00972C02"/>
+    <w:rsid w:val="009757E1"/>
     <w:rsid w:val="00A17FB3"/>
     <w:rsid w:val="00A42C7B"/>
     <w:rsid w:val="00A64C8E"/>
@@ -4495,6 +4578,7 @@
     <w:rsid w:val="00B14103"/>
     <w:rsid w:val="00B32168"/>
     <w:rsid w:val="00B54556"/>
+    <w:rsid w:val="00B72201"/>
     <w:rsid w:val="00B849EC"/>
     <w:rsid w:val="00B948D5"/>
     <w:rsid w:val="00B978B1"/>
@@ -4512,7 +4596,9 @@
     <w:rsid w:val="00E203D5"/>
     <w:rsid w:val="00E916DB"/>
     <w:rsid w:val="00EA5429"/>
+    <w:rsid w:val="00EE3F61"/>
     <w:rsid w:val="00EF1EB4"/>
+    <w:rsid w:val="00EF5E61"/>
     <w:rsid w:val="00F026EE"/>
     <w:rsid w:val="00F0534E"/>
     <w:rsid w:val="00F10158"/>
@@ -4984,7 +5070,7 @@
     <w:basedOn w:val="DefaultParagraphFont"/>
     <w:uiPriority w:val="99"/>
     <w:semiHidden/>
-    <w:rsid w:val="0056178D"/>
+    <w:rsid w:val="00EE3F61"/>
     <w:rPr>
       <w:color w:val="808080"/>
     </w:rPr>
@@ -5116,61 +5202,6 @@
       <w:szCs w:val="24"/>
     </w:rPr>
   </w:style>
-  <w:style w:type="paragraph" w:customStyle="1" w:styleId="3DBC8373B9134D77AC9C1506AE703FE1">
-    <w:name w:val="3DBC8373B9134D77AC9C1506AE703FE1"/>
-    <w:rsid w:val="007520EE"/>
-    <w:pPr>
-      <w:spacing w:line="278" w:lineRule="auto"/>
-    </w:pPr>
-    <w:rPr>
-      <w:sz w:val="24"/>
-      <w:szCs w:val="24"/>
-    </w:rPr>
-  </w:style>
-  <w:style w:type="paragraph" w:customStyle="1" w:styleId="6D581CF235EC43A5B39338B40A45FAB7">
-    <w:name w:val="6D581CF235EC43A5B39338B40A45FAB7"/>
-    <w:rsid w:val="007520EE"/>
-    <w:pPr>
-      <w:spacing w:line="278" w:lineRule="auto"/>
-    </w:pPr>
-    <w:rPr>
-      <w:sz w:val="24"/>
-      <w:szCs w:val="24"/>
-    </w:rPr>
-  </w:style>
-  <w:style w:type="paragraph" w:customStyle="1" w:styleId="01163A174FBA4A4EAC55029FF7BF3F17">
-    <w:name w:val="01163A174FBA4A4EAC55029FF7BF3F17"/>
-    <w:rsid w:val="007520EE"/>
-    <w:pPr>
-      <w:spacing w:line="278" w:lineRule="auto"/>
-    </w:pPr>
-    <w:rPr>
-      <w:sz w:val="24"/>
-      <w:szCs w:val="24"/>
-    </w:rPr>
-  </w:style>
-  <w:style w:type="paragraph" w:customStyle="1" w:styleId="381CDEAB6197480D9C63E62EF17C9A5F">
-    <w:name w:val="381CDEAB6197480D9C63E62EF17C9A5F"/>
-    <w:rsid w:val="007520EE"/>
-    <w:pPr>
-      <w:spacing w:line="278" w:lineRule="auto"/>
-    </w:pPr>
-    <w:rPr>
-      <w:sz w:val="24"/>
-      <w:szCs w:val="24"/>
-    </w:rPr>
-  </w:style>
-  <w:style w:type="paragraph" w:customStyle="1" w:styleId="444F9570E83F416C82DAB2A3A44A99AF">
-    <w:name w:val="444F9570E83F416C82DAB2A3A44A99AF"/>
-    <w:rsid w:val="007520EE"/>
-    <w:pPr>
-      <w:spacing w:line="278" w:lineRule="auto"/>
-    </w:pPr>
-    <w:rPr>
-      <w:sz w:val="24"/>
-      <w:szCs w:val="24"/>
-    </w:rPr>
-  </w:style>
   <w:style w:type="paragraph" w:customStyle="1" w:styleId="9EF64798488645519369A85FE74BFD33">
     <w:name w:val="9EF64798488645519369A85FE74BFD33"/>
     <w:rsid w:val="0056178D"/>
@@ -5185,6 +5216,50 @@
   <w:style w:type="paragraph" w:customStyle="1" w:styleId="74C08F5305AC4BA1BA44BFF2992F11C7">
     <w:name w:val="74C08F5305AC4BA1BA44BFF2992F11C7"/>
     <w:rsid w:val="0056178D"/>
+    <w:pPr>
+      <w:spacing w:line="278" w:lineRule="auto"/>
+    </w:pPr>
+    <w:rPr>
+      <w:sz w:val="24"/>
+      <w:szCs w:val="24"/>
+    </w:rPr>
+  </w:style>
+  <w:style w:type="paragraph" w:customStyle="1" w:styleId="BAE83D38F3D74B92B1440A43A417572D">
+    <w:name w:val="BAE83D38F3D74B92B1440A43A417572D"/>
+    <w:rsid w:val="00EE3F61"/>
+    <w:pPr>
+      <w:spacing w:line="278" w:lineRule="auto"/>
+    </w:pPr>
+    <w:rPr>
+      <w:sz w:val="24"/>
+      <w:szCs w:val="24"/>
+    </w:rPr>
+  </w:style>
+  <w:style w:type="paragraph" w:customStyle="1" w:styleId="D4040DDD28634AF488F5AC370D8C5B32">
+    <w:name w:val="D4040DDD28634AF488F5AC370D8C5B32"/>
+    <w:rsid w:val="00EE3F61"/>
+    <w:pPr>
+      <w:spacing w:line="278" w:lineRule="auto"/>
+    </w:pPr>
+    <w:rPr>
+      <w:sz w:val="24"/>
+      <w:szCs w:val="24"/>
+    </w:rPr>
+  </w:style>
+  <w:style w:type="paragraph" w:customStyle="1" w:styleId="0C7F74F66BC0480CBB23A85C6128476F">
+    <w:name w:val="0C7F74F66BC0480CBB23A85C6128476F"/>
+    <w:rsid w:val="00EE3F61"/>
+    <w:pPr>
+      <w:spacing w:line="278" w:lineRule="auto"/>
+    </w:pPr>
+    <w:rPr>
+      <w:sz w:val="24"/>
+      <w:szCs w:val="24"/>
+    </w:rPr>
+  </w:style>
+  <w:style w:type="paragraph" w:customStyle="1" w:styleId="633EBBA22ACA4F97845AAAFCC4D0DD86">
+    <w:name w:val="633EBBA22ACA4F97845AAAFCC4D0DD86"/>
+    <w:rsid w:val="00EE3F61"/>
     <w:pPr>
       <w:spacing w:line="278" w:lineRule="auto"/>
     </w:pPr>
